--- a/Resumen_Adenda1_CONPES3854.docx
+++ b/Resumen_Adenda1_CONPES3854.docx
@@ -47,314 +47,101 @@
         <w:t xml:space="preserve">1. Datos del documento</w:t>
       </w:r>
     </w:p>
-    <w:tbl>
-      <w:tblPr>
-        <w:tblW w:type="dxa" w:w="9360"/>
-        <w:tblBorders>
-          <w:top w:val="single" w:color="auto" w:sz="4"/>
-          <w:left w:val="single" w:color="auto" w:sz="4"/>
-          <w:bottom w:val="single" w:color="auto" w:sz="4"/>
-          <w:right w:val="single" w:color="auto" w:sz="4"/>
-          <w:insideH w:val="single" w:color="auto" w:sz="4"/>
-          <w:insideV w:val="single" w:color="auto" w:sz="4"/>
-        </w:tblBorders>
-      </w:tblPr>
-      <w:tblGrid>
-        <w:gridCol w:w="2800"/>
-        <w:gridCol w:w="6560"/>
-      </w:tblGrid>
-      <w:tr>
-        <w:trPr>
-          <w:tblHeader/>
-        </w:trPr>
-        <w:tc>
-          <w:tcPr>
-            <w:tcW w:type="dxa" w:w="2800"/>
-            <w:tcBorders>
-              <w:top w:val="single" w:color="000000" w:sz="4"/>
-              <w:left w:val="single" w:color="000000" w:sz="4"/>
-              <w:bottom w:val="single" w:color="000000" w:sz="4"/>
-              <w:right w:val="single" w:color="000000" w:sz="4"/>
-            </w:tcBorders>
-            <w:shd w:fill="D9D9D9" w:val="clear"/>
-            <w:tcMar>
-              <w:top w:type="dxa" w:w="60"/>
-              <w:left w:type="dxa" w:w="100"/>
-              <w:bottom w:type="dxa" w:w="60"/>
-              <w:right w:type="dxa" w:w="100"/>
-            </w:tcMar>
-          </w:tcPr>
-          <w:p>
-            <w:r>
-              <w:rPr>
-                <w:rFonts w:ascii="Calibri" w:cs="Calibri" w:eastAsia="Calibri" w:hAnsi="Calibri"/>
-                <w:b/>
-                <w:bCs/>
-                <w:color w:val="000000"/>
-              </w:rPr>
-              <w:t xml:space="preserve">Dato</w:t>
-            </w:r>
-          </w:p>
-        </w:tc>
-        <w:tc>
-          <w:tcPr>
-            <w:tcW w:type="dxa" w:w="6560"/>
-            <w:tcBorders>
-              <w:top w:val="single" w:color="000000" w:sz="4"/>
-              <w:left w:val="single" w:color="000000" w:sz="4"/>
-              <w:bottom w:val="single" w:color="000000" w:sz="4"/>
-              <w:right w:val="single" w:color="000000" w:sz="4"/>
-            </w:tcBorders>
-            <w:shd w:fill="D9D9D9" w:val="clear"/>
-            <w:tcMar>
-              <w:top w:type="dxa" w:w="60"/>
-              <w:left w:type="dxa" w:w="100"/>
-              <w:bottom w:type="dxa" w:w="60"/>
-              <w:right w:type="dxa" w:w="100"/>
-            </w:tcMar>
-          </w:tcPr>
-          <w:p>
-            <w:r>
-              <w:rPr>
-                <w:rFonts w:ascii="Calibri" w:cs="Calibri" w:eastAsia="Calibri" w:hAnsi="Calibri"/>
-                <w:b/>
-                <w:bCs/>
-                <w:color w:val="000000"/>
-              </w:rPr>
-              <w:t xml:space="preserve">Detalle</w:t>
-            </w:r>
-          </w:p>
-        </w:tc>
-      </w:tr>
-      <w:tr>
-        <w:tc>
-          <w:tcPr>
-            <w:tcW w:type="dxa" w:w="2800"/>
-            <w:tcBorders>
-              <w:top w:val="single" w:color="000000" w:sz="4"/>
-              <w:left w:val="single" w:color="000000" w:sz="4"/>
-              <w:bottom w:val="single" w:color="000000" w:sz="4"/>
-              <w:right w:val="single" w:color="000000" w:sz="4"/>
-            </w:tcBorders>
-            <w:shd w:fill="FFFFFF" w:val="clear"/>
-            <w:tcMar>
-              <w:top w:type="dxa" w:w="60"/>
-              <w:left w:type="dxa" w:w="100"/>
-              <w:bottom w:type="dxa" w:w="60"/>
-              <w:right w:type="dxa" w:w="100"/>
-            </w:tcMar>
-          </w:tcPr>
-          <w:p>
-            <w:r>
-              <w:rPr>
-                <w:rFonts w:ascii="Calibri" w:cs="Calibri" w:eastAsia="Calibri" w:hAnsi="Calibri"/>
-                <w:b/>
-                <w:bCs/>
-              </w:rPr>
-              <w:t xml:space="preserve">Documento</w:t>
-            </w:r>
-          </w:p>
-        </w:tc>
-        <w:tc>
-          <w:tcPr>
-            <w:tcW w:type="dxa" w:w="6560"/>
-            <w:tcBorders>
-              <w:top w:val="single" w:color="000000" w:sz="4"/>
-              <w:left w:val="single" w:color="000000" w:sz="4"/>
-              <w:bottom w:val="single" w:color="000000" w:sz="4"/>
-              <w:right w:val="single" w:color="000000" w:sz="4"/>
-            </w:tcBorders>
-            <w:shd w:fill="FFFFFF" w:val="clear"/>
-            <w:tcMar>
-              <w:top w:type="dxa" w:w="60"/>
-              <w:left w:type="dxa" w:w="100"/>
-              <w:bottom w:type="dxa" w:w="60"/>
-              <w:right w:type="dxa" w:w="100"/>
-            </w:tcMar>
-          </w:tcPr>
-          <w:p>
-            <w:r>
-              <w:rPr>
-                <w:rFonts w:ascii="Calibri" w:cs="Calibri" w:eastAsia="Calibri" w:hAnsi="Calibri"/>
-              </w:rPr>
-              <w:t xml:space="preserve">Adenda Número 1 al Documento CONPES 3854, Política Nacional de Seguridad Digital</w:t>
-            </w:r>
-          </w:p>
-        </w:tc>
-      </w:tr>
-      <w:tr>
-        <w:tc>
-          <w:tcPr>
-            <w:tcW w:type="dxa" w:w="2800"/>
-            <w:tcBorders>
-              <w:top w:val="single" w:color="000000" w:sz="4"/>
-              <w:left w:val="single" w:color="000000" w:sz="4"/>
-              <w:bottom w:val="single" w:color="000000" w:sz="4"/>
-              <w:right w:val="single" w:color="000000" w:sz="4"/>
-            </w:tcBorders>
-            <w:shd w:fill="FFFFFF" w:val="clear"/>
-            <w:tcMar>
-              <w:top w:type="dxa" w:w="60"/>
-              <w:left w:type="dxa" w:w="100"/>
-              <w:bottom w:type="dxa" w:w="60"/>
-              <w:right w:type="dxa" w:w="100"/>
-            </w:tcMar>
-          </w:tcPr>
-          <w:p>
-            <w:r>
-              <w:rPr>
-                <w:rFonts w:ascii="Calibri" w:cs="Calibri" w:eastAsia="Calibri" w:hAnsi="Calibri"/>
-                <w:b/>
-                <w:bCs/>
-              </w:rPr>
-              <w:t xml:space="preserve">Entidades</w:t>
-            </w:r>
-          </w:p>
-        </w:tc>
-        <w:tc>
-          <w:tcPr>
-            <w:tcW w:type="dxa" w:w="6560"/>
-            <w:tcBorders>
-              <w:top w:val="single" w:color="000000" w:sz="4"/>
-              <w:left w:val="single" w:color="000000" w:sz="4"/>
-              <w:bottom w:val="single" w:color="000000" w:sz="4"/>
-              <w:right w:val="single" w:color="000000" w:sz="4"/>
-            </w:tcBorders>
-            <w:shd w:fill="FFFFFF" w:val="clear"/>
-            <w:tcMar>
-              <w:top w:type="dxa" w:w="60"/>
-              <w:left w:type="dxa" w:w="100"/>
-              <w:bottom w:type="dxa" w:w="60"/>
-              <w:right w:type="dxa" w:w="100"/>
-            </w:tcMar>
-          </w:tcPr>
-          <w:p>
-            <w:r>
-              <w:rPr>
-                <w:rFonts w:ascii="Calibri" w:cs="Calibri" w:eastAsia="Calibri" w:hAnsi="Calibri"/>
-              </w:rPr>
-              <w:t xml:space="preserve">Consejo Nacional de Política Económica y Social (CONPES) y Departamento Nacional de Planeación (DNP), República de Colombia</w:t>
-            </w:r>
-          </w:p>
-        </w:tc>
-      </w:tr>
-      <w:tr>
-        <w:tc>
-          <w:tcPr>
-            <w:tcW w:type="dxa" w:w="2800"/>
-            <w:tcBorders>
-              <w:top w:val="single" w:color="000000" w:sz="4"/>
-              <w:left w:val="single" w:color="000000" w:sz="4"/>
-              <w:bottom w:val="single" w:color="000000" w:sz="4"/>
-              <w:right w:val="single" w:color="000000" w:sz="4"/>
-            </w:tcBorders>
-            <w:shd w:fill="FFFFFF" w:val="clear"/>
-            <w:tcMar>
-              <w:top w:type="dxa" w:w="60"/>
-              <w:left w:type="dxa" w:w="100"/>
-              <w:bottom w:type="dxa" w:w="60"/>
-              <w:right w:type="dxa" w:w="100"/>
-            </w:tcMar>
-          </w:tcPr>
-          <w:p>
-            <w:r>
-              <w:rPr>
-                <w:rFonts w:ascii="Calibri" w:cs="Calibri" w:eastAsia="Calibri" w:hAnsi="Calibri"/>
-                <w:b/>
-                <w:bCs/>
-              </w:rPr>
-              <w:t xml:space="preserve">Fecha</w:t>
-            </w:r>
-          </w:p>
-        </w:tc>
-        <w:tc>
-          <w:tcPr>
-            <w:tcW w:type="dxa" w:w="6560"/>
-            <w:tcBorders>
-              <w:top w:val="single" w:color="000000" w:sz="4"/>
-              <w:left w:val="single" w:color="000000" w:sz="4"/>
-              <w:bottom w:val="single" w:color="000000" w:sz="4"/>
-              <w:right w:val="single" w:color="000000" w:sz="4"/>
-            </w:tcBorders>
-            <w:shd w:fill="FFFFFF" w:val="clear"/>
-            <w:tcMar>
-              <w:top w:type="dxa" w:w="60"/>
-              <w:left w:type="dxa" w:w="100"/>
-              <w:bottom w:type="dxa" w:w="60"/>
-              <w:right w:type="dxa" w:w="100"/>
-            </w:tcMar>
-          </w:tcPr>
-          <w:p>
-            <w:r>
-              <w:rPr>
-                <w:rFonts w:ascii="Calibri" w:cs="Calibri" w:eastAsia="Calibri" w:hAnsi="Calibri"/>
-              </w:rPr>
-              <w:t xml:space="preserve">Bogotá, D.C., 7 de marzo de 2017</w:t>
-            </w:r>
-          </w:p>
-        </w:tc>
-      </w:tr>
-      <w:tr>
-        <w:tc>
-          <w:tcPr>
-            <w:tcW w:type="dxa" w:w="2800"/>
-            <w:tcBorders>
-              <w:top w:val="single" w:color="000000" w:sz="4"/>
-              <w:left w:val="single" w:color="000000" w:sz="4"/>
-              <w:bottom w:val="single" w:color="000000" w:sz="4"/>
-              <w:right w:val="single" w:color="000000" w:sz="4"/>
-            </w:tcBorders>
-            <w:shd w:fill="FFFFFF" w:val="clear"/>
-            <w:tcMar>
-              <w:top w:type="dxa" w:w="60"/>
-              <w:left w:type="dxa" w:w="100"/>
-              <w:bottom w:type="dxa" w:w="60"/>
-              <w:right w:type="dxa" w:w="100"/>
-            </w:tcMar>
-          </w:tcPr>
-          <w:p>
-            <w:r>
-              <w:rPr>
-                <w:rFonts w:ascii="Calibri" w:cs="Calibri" w:eastAsia="Calibri" w:hAnsi="Calibri"/>
-                <w:b/>
-                <w:bCs/>
-              </w:rPr>
-              <w:t xml:space="preserve">CONPES 3854</w:t>
-            </w:r>
-          </w:p>
-        </w:tc>
-        <w:tc>
-          <w:tcPr>
-            <w:tcW w:type="dxa" w:w="6560"/>
-            <w:tcBorders>
-              <w:top w:val="single" w:color="000000" w:sz="4"/>
-              <w:left w:val="single" w:color="000000" w:sz="4"/>
-              <w:bottom w:val="single" w:color="000000" w:sz="4"/>
-              <w:right w:val="single" w:color="000000" w:sz="4"/>
-            </w:tcBorders>
-            <w:shd w:fill="FFFFFF" w:val="clear"/>
-            <w:tcMar>
-              <w:top w:type="dxa" w:w="60"/>
-              <w:left w:type="dxa" w:w="100"/>
-              <w:bottom w:type="dxa" w:w="60"/>
-              <w:right w:type="dxa" w:w="100"/>
-            </w:tcMar>
-          </w:tcPr>
-          <w:p>
-            <w:r>
-              <w:rPr>
-                <w:rFonts w:ascii="Calibri" w:cs="Calibri" w:eastAsia="Calibri" w:hAnsi="Calibri"/>
-              </w:rPr>
-              <w:t xml:space="preserve">Aprobado el 11 de abril de 2016</w:t>
-            </w:r>
-          </w:p>
-        </w:tc>
-      </w:tr>
-    </w:tbl>
-    <w:p>
-      <w:pPr>
-        <w:spacing w:after="80"/>
-      </w:pPr>
+    <w:p>
+      <w:pPr>
+        <w:pStyle w:val="ListParagraph"/>
+        <w:numPr>
+          <w:ilvl w:val="0"/>
+          <w:numId w:val="2"/>
+        </w:numPr>
+        <w:spacing w:after="60"/>
+      </w:pPr>
+      <w:r>
+        <w:rPr>
+          <w:rFonts w:ascii="Calibri" w:cs="Calibri" w:eastAsia="Calibri" w:hAnsi="Calibri"/>
+          <w:b/>
+          <w:bCs/>
+        </w:rPr>
+        <w:t xml:space="preserve">Documento:</w:t>
+      </w:r>
+      <w:r>
+        <w:rPr>
+          <w:rFonts w:ascii="Calibri" w:cs="Calibri" w:eastAsia="Calibri" w:hAnsi="Calibri"/>
+        </w:rPr>
+        <w:t xml:space="preserve"> Adenda Número 1 al Documento CONPES 3854, Política Nacional de Seguridad Digital</w:t>
+      </w:r>
+    </w:p>
+    <w:p>
+      <w:pPr>
+        <w:pStyle w:val="ListParagraph"/>
+        <w:numPr>
+          <w:ilvl w:val="0"/>
+          <w:numId w:val="2"/>
+        </w:numPr>
+        <w:spacing w:after="60"/>
+      </w:pPr>
+      <w:r>
+        <w:rPr>
+          <w:rFonts w:ascii="Calibri" w:cs="Calibri" w:eastAsia="Calibri" w:hAnsi="Calibri"/>
+          <w:b/>
+          <w:bCs/>
+        </w:rPr>
+        <w:t xml:space="preserve">Entidades:</w:t>
+      </w:r>
+      <w:r>
+        <w:rPr>
+          <w:rFonts w:ascii="Calibri" w:cs="Calibri" w:eastAsia="Calibri" w:hAnsi="Calibri"/>
+        </w:rPr>
+        <w:t xml:space="preserve"> Consejo Nacional de Política Económica y Social (CONPES) y Departamento Nacional de Planeación (DNP), República de Colombia</w:t>
+      </w:r>
+    </w:p>
+    <w:p>
+      <w:pPr>
+        <w:pStyle w:val="ListParagraph"/>
+        <w:numPr>
+          <w:ilvl w:val="0"/>
+          <w:numId w:val="2"/>
+        </w:numPr>
+        <w:spacing w:after="60"/>
+      </w:pPr>
+      <w:r>
+        <w:rPr>
+          <w:rFonts w:ascii="Calibri" w:cs="Calibri" w:eastAsia="Calibri" w:hAnsi="Calibri"/>
+          <w:b/>
+          <w:bCs/>
+        </w:rPr>
+        <w:t xml:space="preserve">Fecha:</w:t>
+      </w:r>
+      <w:r>
+        <w:rPr>
+          <w:rFonts w:ascii="Calibri" w:cs="Calibri" w:eastAsia="Calibri" w:hAnsi="Calibri"/>
+        </w:rPr>
+        <w:t xml:space="preserve"> Bogotá, D.C., 7 de marzo de 2017</w:t>
+      </w:r>
+    </w:p>
+    <w:p>
+      <w:pPr>
+        <w:pStyle w:val="ListParagraph"/>
+        <w:numPr>
+          <w:ilvl w:val="0"/>
+          <w:numId w:val="2"/>
+        </w:numPr>
+        <w:spacing w:after="60"/>
+      </w:pPr>
+      <w:r>
+        <w:rPr>
+          <w:rFonts w:ascii="Calibri" w:cs="Calibri" w:eastAsia="Calibri" w:hAnsi="Calibri"/>
+          <w:b/>
+          <w:bCs/>
+        </w:rPr>
+        <w:t xml:space="preserve">CONPES 3854:</w:t>
+      </w:r>
+      <w:r>
+        <w:rPr>
+          <w:rFonts w:ascii="Calibri" w:cs="Calibri" w:eastAsia="Calibri" w:hAnsi="Calibri"/>
+        </w:rPr>
+        <w:t xml:space="preserve"> Aprobado el 11 de abril de 2016</w:t>
+      </w:r>
     </w:p>
     <w:p>
       <w:pPr>
@@ -539,356 +326,203 @@
         <w:t xml:space="preserve">La adenda acepta la solicitud, así que el cambio queda así:</w:t>
       </w:r>
     </w:p>
-    <w:tbl>
-      <w:tblPr>
-        <w:tblW w:type="dxa" w:w="9360"/>
-        <w:tblBorders>
-          <w:top w:val="single" w:color="auto" w:sz="4"/>
-          <w:left w:val="single" w:color="auto" w:sz="4"/>
-          <w:bottom w:val="single" w:color="auto" w:sz="4"/>
-          <w:right w:val="single" w:color="auto" w:sz="4"/>
-          <w:insideH w:val="single" w:color="auto" w:sz="4"/>
-          <w:insideV w:val="single" w:color="auto" w:sz="4"/>
-        </w:tblBorders>
-      </w:tblPr>
-      <w:tblGrid>
-        <w:gridCol w:w="2400"/>
-        <w:gridCol w:w="3480"/>
-        <w:gridCol w:w="3480"/>
-      </w:tblGrid>
-      <w:tr>
-        <w:trPr>
-          <w:tblHeader/>
-        </w:trPr>
-        <w:tc>
-          <w:tcPr>
-            <w:tcW w:type="dxa" w:w="2400"/>
-            <w:tcBorders>
-              <w:top w:val="single" w:color="000000" w:sz="4"/>
-              <w:left w:val="single" w:color="000000" w:sz="4"/>
-              <w:bottom w:val="single" w:color="000000" w:sz="4"/>
-              <w:right w:val="single" w:color="000000" w:sz="4"/>
-            </w:tcBorders>
-            <w:shd w:fill="D9D9D9" w:val="clear"/>
-            <w:tcMar>
-              <w:top w:type="dxa" w:w="60"/>
-              <w:left w:type="dxa" w:w="100"/>
-              <w:bottom w:type="dxa" w:w="60"/>
-              <w:right w:type="dxa" w:w="100"/>
-            </w:tcMar>
-          </w:tcPr>
-          <w:p/>
-        </w:tc>
-        <w:tc>
-          <w:tcPr>
-            <w:tcW w:type="dxa" w:w="3480"/>
-            <w:tcBorders>
-              <w:top w:val="single" w:color="000000" w:sz="4"/>
-              <w:left w:val="single" w:color="000000" w:sz="4"/>
-              <w:bottom w:val="single" w:color="000000" w:sz="4"/>
-              <w:right w:val="single" w:color="000000" w:sz="4"/>
-            </w:tcBorders>
-            <w:shd w:fill="D9D9D9" w:val="clear"/>
-            <w:tcMar>
-              <w:top w:type="dxa" w:w="60"/>
-              <w:left w:type="dxa" w:w="100"/>
-              <w:bottom w:type="dxa" w:w="60"/>
-              <w:right w:type="dxa" w:w="100"/>
-            </w:tcMar>
-          </w:tcPr>
-          <w:p>
-            <w:r>
-              <w:rPr>
-                <w:rFonts w:ascii="Calibri" w:cs="Calibri" w:eastAsia="Calibri" w:hAnsi="Calibri"/>
-                <w:b/>
-                <w:bCs/>
-                <w:color w:val="000000"/>
-              </w:rPr>
-              <w:t xml:space="preserve">Antes</w:t>
-            </w:r>
-          </w:p>
-        </w:tc>
-        <w:tc>
-          <w:tcPr>
-            <w:tcW w:type="dxa" w:w="3480"/>
-            <w:tcBorders>
-              <w:top w:val="single" w:color="000000" w:sz="4"/>
-              <w:left w:val="single" w:color="000000" w:sz="4"/>
-              <w:bottom w:val="single" w:color="000000" w:sz="4"/>
-              <w:right w:val="single" w:color="000000" w:sz="4"/>
-            </w:tcBorders>
-            <w:shd w:fill="D9D9D9" w:val="clear"/>
-            <w:tcMar>
-              <w:top w:type="dxa" w:w="60"/>
-              <w:left w:type="dxa" w:w="100"/>
-              <w:bottom w:type="dxa" w:w="60"/>
-              <w:right w:type="dxa" w:w="100"/>
-            </w:tcMar>
-          </w:tcPr>
-          <w:p>
-            <w:r>
-              <w:rPr>
-                <w:rFonts w:ascii="Calibri" w:cs="Calibri" w:eastAsia="Calibri" w:hAnsi="Calibri"/>
-                <w:b/>
-                <w:bCs/>
-                <w:color w:val="000000"/>
-              </w:rPr>
-              <w:t xml:space="preserve">Ahora</w:t>
-            </w:r>
-          </w:p>
-        </w:tc>
-      </w:tr>
-      <w:tr>
-        <w:tc>
-          <w:tcPr>
-            <w:tcW w:type="dxa" w:w="2400"/>
-            <w:tcBorders>
-              <w:top w:val="single" w:color="000000" w:sz="4"/>
-              <w:left w:val="single" w:color="000000" w:sz="4"/>
-              <w:bottom w:val="single" w:color="000000" w:sz="4"/>
-              <w:right w:val="single" w:color="000000" w:sz="4"/>
-            </w:tcBorders>
-            <w:shd w:fill="FFFFFF" w:val="clear"/>
-            <w:tcMar>
-              <w:top w:type="dxa" w:w="60"/>
-              <w:left w:type="dxa" w:w="100"/>
-              <w:bottom w:type="dxa" w:w="60"/>
-              <w:right w:type="dxa" w:w="100"/>
-            </w:tcMar>
-          </w:tcPr>
-          <w:p>
-            <w:r>
-              <w:rPr>
-                <w:rFonts w:ascii="Calibri" w:cs="Calibri" w:eastAsia="Calibri" w:hAnsi="Calibri"/>
-                <w:b/>
-                <w:bCs/>
-              </w:rPr>
-              <w:t xml:space="preserve">Coordinador Nacional de Seguridad Digital</w:t>
-            </w:r>
-          </w:p>
-        </w:tc>
-        <w:tc>
-          <w:tcPr>
-            <w:tcW w:type="dxa" w:w="3480"/>
-            <w:tcBorders>
-              <w:top w:val="single" w:color="000000" w:sz="4"/>
-              <w:left w:val="single" w:color="000000" w:sz="4"/>
-              <w:bottom w:val="single" w:color="000000" w:sz="4"/>
-              <w:right w:val="single" w:color="000000" w:sz="4"/>
-            </w:tcBorders>
-            <w:shd w:fill="FFFFFF" w:val="clear"/>
-            <w:tcMar>
-              <w:top w:type="dxa" w:w="60"/>
-              <w:left w:type="dxa" w:w="100"/>
-              <w:bottom w:type="dxa" w:w="60"/>
-              <w:right w:type="dxa" w:w="100"/>
-            </w:tcMar>
-          </w:tcPr>
-          <w:p>
-            <w:r>
-              <w:rPr>
-                <w:rFonts w:ascii="Calibri" w:cs="Calibri" w:eastAsia="Calibri" w:hAnsi="Calibri"/>
-              </w:rPr>
-              <w:t xml:space="preserve">Departamento Nacional de Planeación (DNP)</w:t>
-            </w:r>
-          </w:p>
-        </w:tc>
-        <w:tc>
-          <w:tcPr>
-            <w:tcW w:type="dxa" w:w="3480"/>
-            <w:tcBorders>
-              <w:top w:val="single" w:color="000000" w:sz="4"/>
-              <w:left w:val="single" w:color="000000" w:sz="4"/>
-              <w:bottom w:val="single" w:color="000000" w:sz="4"/>
-              <w:right w:val="single" w:color="000000" w:sz="4"/>
-            </w:tcBorders>
-            <w:shd w:fill="FFFFFF" w:val="clear"/>
-            <w:tcMar>
-              <w:top w:type="dxa" w:w="60"/>
-              <w:left w:type="dxa" w:w="100"/>
-              <w:bottom w:type="dxa" w:w="60"/>
-              <w:right w:type="dxa" w:w="100"/>
-            </w:tcMar>
-          </w:tcPr>
-          <w:p>
-            <w:r>
-              <w:rPr>
-                <w:rFonts w:ascii="Calibri" w:cs="Calibri" w:eastAsia="Calibri" w:hAnsi="Calibri"/>
-              </w:rPr>
-              <w:t xml:space="preserve">Dirección de Seguridad del Departamento Administrativo de la Presidencia de la República</w:t>
-            </w:r>
-          </w:p>
-        </w:tc>
-      </w:tr>
-      <w:tr>
-        <w:tc>
-          <w:tcPr>
-            <w:tcW w:type="dxa" w:w="2400"/>
-            <w:tcBorders>
-              <w:top w:val="single" w:color="000000" w:sz="4"/>
-              <w:left w:val="single" w:color="000000" w:sz="4"/>
-              <w:bottom w:val="single" w:color="000000" w:sz="4"/>
-              <w:right w:val="single" w:color="000000" w:sz="4"/>
-            </w:tcBorders>
-            <w:shd w:fill="FFFFFF" w:val="clear"/>
-            <w:tcMar>
-              <w:top w:type="dxa" w:w="60"/>
-              <w:left w:type="dxa" w:w="100"/>
-              <w:bottom w:type="dxa" w:w="60"/>
-              <w:right w:type="dxa" w:w="100"/>
-            </w:tcMar>
-          </w:tcPr>
-          <w:p>
-            <w:r>
-              <w:rPr>
-                <w:rFonts w:ascii="Calibri" w:cs="Calibri" w:eastAsia="Calibri" w:hAnsi="Calibri"/>
-                <w:b/>
-                <w:bCs/>
-              </w:rPr>
-              <w:t xml:space="preserve">Estrategias del CONPES 3854</w:t>
-            </w:r>
-          </w:p>
-        </w:tc>
-        <w:tc>
-          <w:tcPr>
-            <w:tcW w:type="dxa" w:w="3480"/>
-            <w:tcBorders>
-              <w:top w:val="single" w:color="000000" w:sz="4"/>
-              <w:left w:val="single" w:color="000000" w:sz="4"/>
-              <w:bottom w:val="single" w:color="000000" w:sz="4"/>
-              <w:right w:val="single" w:color="000000" w:sz="4"/>
-            </w:tcBorders>
-            <w:shd w:fill="FFFFFF" w:val="clear"/>
-            <w:tcMar>
-              <w:top w:type="dxa" w:w="60"/>
-              <w:left w:type="dxa" w:w="100"/>
-              <w:bottom w:type="dxa" w:w="60"/>
-              <w:right w:type="dxa" w:w="100"/>
-            </w:tcMar>
-          </w:tcPr>
-          <w:p>
-            <w:r>
-              <w:rPr>
-                <w:rFonts w:ascii="Calibri" w:cs="Calibri" w:eastAsia="Calibri" w:hAnsi="Calibri"/>
-              </w:rPr>
-              <w:t xml:space="preserve">Responsabilidad del DNP</w:t>
-            </w:r>
-          </w:p>
-        </w:tc>
-        <w:tc>
-          <w:tcPr>
-            <w:tcW w:type="dxa" w:w="3480"/>
-            <w:tcBorders>
-              <w:top w:val="single" w:color="000000" w:sz="4"/>
-              <w:left w:val="single" w:color="000000" w:sz="4"/>
-              <w:bottom w:val="single" w:color="000000" w:sz="4"/>
-              <w:right w:val="single" w:color="000000" w:sz="4"/>
-            </w:tcBorders>
-            <w:shd w:fill="FFFFFF" w:val="clear"/>
-            <w:tcMar>
-              <w:top w:type="dxa" w:w="60"/>
-              <w:left w:type="dxa" w:w="100"/>
-              <w:bottom w:type="dxa" w:w="60"/>
-              <w:right w:type="dxa" w:w="100"/>
-            </w:tcMar>
-          </w:tcPr>
-          <w:p>
-            <w:r>
-              <w:rPr>
-                <w:rFonts w:ascii="Calibri" w:cs="Calibri" w:eastAsia="Calibri" w:hAnsi="Calibri"/>
-              </w:rPr>
-              <w:t xml:space="preserve">Se transfieren a la Dirección de Seguridad de la Presidencia</w:t>
-            </w:r>
-          </w:p>
-        </w:tc>
-      </w:tr>
-      <w:tr>
-        <w:tc>
-          <w:tcPr>
-            <w:tcW w:type="dxa" w:w="2400"/>
-            <w:tcBorders>
-              <w:top w:val="single" w:color="000000" w:sz="4"/>
-              <w:left w:val="single" w:color="000000" w:sz="4"/>
-              <w:bottom w:val="single" w:color="000000" w:sz="4"/>
-              <w:right w:val="single" w:color="000000" w:sz="4"/>
-            </w:tcBorders>
-            <w:shd w:fill="FFFFFF" w:val="clear"/>
-            <w:tcMar>
-              <w:top w:type="dxa" w:w="60"/>
-              <w:left w:type="dxa" w:w="100"/>
-              <w:bottom w:type="dxa" w:w="60"/>
-              <w:right w:type="dxa" w:w="100"/>
-            </w:tcMar>
-          </w:tcPr>
-          <w:p>
-            <w:r>
-              <w:rPr>
-                <w:rFonts w:ascii="Calibri" w:cs="Calibri" w:eastAsia="Calibri" w:hAnsi="Calibri"/>
-                <w:b/>
-                <w:bCs/>
-              </w:rPr>
-              <w:t xml:space="preserve">Acciones del Plan de Acción y Seguimiento (PAS)</w:t>
-            </w:r>
-          </w:p>
-        </w:tc>
-        <w:tc>
-          <w:tcPr>
-            <w:tcW w:type="dxa" w:w="3480"/>
-            <w:tcBorders>
-              <w:top w:val="single" w:color="000000" w:sz="4"/>
-              <w:left w:val="single" w:color="000000" w:sz="4"/>
-              <w:bottom w:val="single" w:color="000000" w:sz="4"/>
-              <w:right w:val="single" w:color="000000" w:sz="4"/>
-            </w:tcBorders>
-            <w:shd w:fill="FFFFFF" w:val="clear"/>
-            <w:tcMar>
-              <w:top w:type="dxa" w:w="60"/>
-              <w:left w:type="dxa" w:w="100"/>
-              <w:bottom w:type="dxa" w:w="60"/>
-              <w:right w:type="dxa" w:w="100"/>
-            </w:tcMar>
-          </w:tcPr>
-          <w:p>
-            <w:r>
-              <w:rPr>
-                <w:rFonts w:ascii="Calibri" w:cs="Calibri" w:eastAsia="Calibri" w:hAnsi="Calibri"/>
-              </w:rPr>
-              <w:t xml:space="preserve">Responsabilidad del DNP</w:t>
-            </w:r>
-          </w:p>
-        </w:tc>
-        <w:tc>
-          <w:tcPr>
-            <w:tcW w:type="dxa" w:w="3480"/>
-            <w:tcBorders>
-              <w:top w:val="single" w:color="000000" w:sz="4"/>
-              <w:left w:val="single" w:color="000000" w:sz="4"/>
-              <w:bottom w:val="single" w:color="000000" w:sz="4"/>
-              <w:right w:val="single" w:color="000000" w:sz="4"/>
-            </w:tcBorders>
-            <w:shd w:fill="FFFFFF" w:val="clear"/>
-            <w:tcMar>
-              <w:top w:type="dxa" w:w="60"/>
-              <w:left w:type="dxa" w:w="100"/>
-              <w:bottom w:type="dxa" w:w="60"/>
-              <w:right w:type="dxa" w:w="100"/>
-            </w:tcMar>
-          </w:tcPr>
-          <w:p>
-            <w:r>
-              <w:rPr>
-                <w:rFonts w:ascii="Calibri" w:cs="Calibri" w:eastAsia="Calibri" w:hAnsi="Calibri"/>
-              </w:rPr>
-              <w:t xml:space="preserve">Se transfieren a la Dirección de Seguridad de la Presidencia, salvo una excepción</w:t>
-            </w:r>
-          </w:p>
-        </w:tc>
-      </w:tr>
-    </w:tbl>
-    <w:p>
-      <w:pPr>
-        <w:spacing w:after="80"/>
-      </w:pPr>
+    <w:p>
+      <w:pPr>
+        <w:pStyle w:val="ListParagraph"/>
+        <w:numPr>
+          <w:ilvl w:val="0"/>
+          <w:numId w:val="2"/>
+        </w:numPr>
+        <w:spacing w:after="60"/>
+      </w:pPr>
+      <w:r>
+        <w:rPr>
+          <w:rFonts w:ascii="Calibri" w:cs="Calibri" w:eastAsia="Calibri" w:hAnsi="Calibri"/>
+          <w:b/>
+          <w:bCs/>
+        </w:rPr>
+        <w:t xml:space="preserve">Coordinador Nacional de Seguridad Digital:</w:t>
+      </w:r>
+    </w:p>
+    <w:p>
+      <w:pPr>
+        <w:pStyle w:val="ListParagraph"/>
+        <w:numPr>
+          <w:ilvl w:val="1"/>
+          <w:numId w:val="2"/>
+        </w:numPr>
+        <w:spacing w:after="60"/>
+      </w:pPr>
+      <w:r>
+        <w:rPr>
+          <w:rFonts w:ascii="Calibri" w:cs="Calibri" w:eastAsia="Calibri" w:hAnsi="Calibri"/>
+          <w:b/>
+          <w:bCs/>
+        </w:rPr>
+        <w:t xml:space="preserve">Antes:</w:t>
+      </w:r>
+      <w:r>
+        <w:rPr>
+          <w:rFonts w:ascii="Calibri" w:cs="Calibri" w:eastAsia="Calibri" w:hAnsi="Calibri"/>
+        </w:rPr>
+        <w:t xml:space="preserve"> Departamento Nacional de Planeación (DNP)</w:t>
+      </w:r>
+    </w:p>
+    <w:p>
+      <w:pPr>
+        <w:pStyle w:val="ListParagraph"/>
+        <w:numPr>
+          <w:ilvl w:val="1"/>
+          <w:numId w:val="2"/>
+        </w:numPr>
+        <w:spacing w:after="60"/>
+      </w:pPr>
+      <w:r>
+        <w:rPr>
+          <w:rFonts w:ascii="Calibri" w:cs="Calibri" w:eastAsia="Calibri" w:hAnsi="Calibri"/>
+          <w:b/>
+          <w:bCs/>
+        </w:rPr>
+        <w:t xml:space="preserve">Ahora:</w:t>
+      </w:r>
+      <w:r>
+        <w:rPr>
+          <w:rFonts w:ascii="Calibri" w:cs="Calibri" w:eastAsia="Calibri" w:hAnsi="Calibri"/>
+        </w:rPr>
+        <w:t xml:space="preserve"> Dirección de Seguridad del Departamento Administrativo de la Presidencia de la República</w:t>
+      </w:r>
+    </w:p>
+    <w:p>
+      <w:pPr>
+        <w:pStyle w:val="ListParagraph"/>
+        <w:numPr>
+          <w:ilvl w:val="0"/>
+          <w:numId w:val="2"/>
+        </w:numPr>
+        <w:spacing w:after="60"/>
+      </w:pPr>
+      <w:r>
+        <w:rPr>
+          <w:rFonts w:ascii="Calibri" w:cs="Calibri" w:eastAsia="Calibri" w:hAnsi="Calibri"/>
+          <w:b/>
+          <w:bCs/>
+        </w:rPr>
+        <w:t xml:space="preserve">Estrategias del CONPES 3854:</w:t>
+      </w:r>
+    </w:p>
+    <w:p>
+      <w:pPr>
+        <w:pStyle w:val="ListParagraph"/>
+        <w:numPr>
+          <w:ilvl w:val="1"/>
+          <w:numId w:val="2"/>
+        </w:numPr>
+        <w:spacing w:after="60"/>
+      </w:pPr>
+      <w:r>
+        <w:rPr>
+          <w:rFonts w:ascii="Calibri" w:cs="Calibri" w:eastAsia="Calibri" w:hAnsi="Calibri"/>
+          <w:b/>
+          <w:bCs/>
+        </w:rPr>
+        <w:t xml:space="preserve">Antes:</w:t>
+      </w:r>
+      <w:r>
+        <w:rPr>
+          <w:rFonts w:ascii="Calibri" w:cs="Calibri" w:eastAsia="Calibri" w:hAnsi="Calibri"/>
+        </w:rPr>
+        <w:t xml:space="preserve"> Responsabilidad del DNP</w:t>
+      </w:r>
+    </w:p>
+    <w:p>
+      <w:pPr>
+        <w:pStyle w:val="ListParagraph"/>
+        <w:numPr>
+          <w:ilvl w:val="1"/>
+          <w:numId w:val="2"/>
+        </w:numPr>
+        <w:spacing w:after="60"/>
+      </w:pPr>
+      <w:r>
+        <w:rPr>
+          <w:rFonts w:ascii="Calibri" w:cs="Calibri" w:eastAsia="Calibri" w:hAnsi="Calibri"/>
+          <w:b/>
+          <w:bCs/>
+        </w:rPr>
+        <w:t xml:space="preserve">Ahora:</w:t>
+      </w:r>
+      <w:r>
+        <w:rPr>
+          <w:rFonts w:ascii="Calibri" w:cs="Calibri" w:eastAsia="Calibri" w:hAnsi="Calibri"/>
+        </w:rPr>
+        <w:t xml:space="preserve"> Se transfieren a la Dirección de Seguridad de la Presidencia</w:t>
+      </w:r>
+    </w:p>
+    <w:p>
+      <w:pPr>
+        <w:pStyle w:val="ListParagraph"/>
+        <w:numPr>
+          <w:ilvl w:val="0"/>
+          <w:numId w:val="2"/>
+        </w:numPr>
+        <w:spacing w:after="60"/>
+      </w:pPr>
+      <w:r>
+        <w:rPr>
+          <w:rFonts w:ascii="Calibri" w:cs="Calibri" w:eastAsia="Calibri" w:hAnsi="Calibri"/>
+          <w:b/>
+          <w:bCs/>
+        </w:rPr>
+        <w:t xml:space="preserve">Acciones del Plan de Acción y Seguimiento (PAS):</w:t>
+      </w:r>
+    </w:p>
+    <w:p>
+      <w:pPr>
+        <w:pStyle w:val="ListParagraph"/>
+        <w:numPr>
+          <w:ilvl w:val="1"/>
+          <w:numId w:val="2"/>
+        </w:numPr>
+        <w:spacing w:after="60"/>
+      </w:pPr>
+      <w:r>
+        <w:rPr>
+          <w:rFonts w:ascii="Calibri" w:cs="Calibri" w:eastAsia="Calibri" w:hAnsi="Calibri"/>
+          <w:b/>
+          <w:bCs/>
+        </w:rPr>
+        <w:t xml:space="preserve">Antes:</w:t>
+      </w:r>
+      <w:r>
+        <w:rPr>
+          <w:rFonts w:ascii="Calibri" w:cs="Calibri" w:eastAsia="Calibri" w:hAnsi="Calibri"/>
+        </w:rPr>
+        <w:t xml:space="preserve"> Responsabilidad del DNP</w:t>
+      </w:r>
+    </w:p>
+    <w:p>
+      <w:pPr>
+        <w:pStyle w:val="ListParagraph"/>
+        <w:numPr>
+          <w:ilvl w:val="1"/>
+          <w:numId w:val="2"/>
+        </w:numPr>
+        <w:spacing w:after="60"/>
+      </w:pPr>
+      <w:r>
+        <w:rPr>
+          <w:rFonts w:ascii="Calibri" w:cs="Calibri" w:eastAsia="Calibri" w:hAnsi="Calibri"/>
+          <w:b/>
+          <w:bCs/>
+        </w:rPr>
+        <w:t xml:space="preserve">Ahora:</w:t>
+      </w:r>
+      <w:r>
+        <w:rPr>
+          <w:rFonts w:ascii="Calibri" w:cs="Calibri" w:eastAsia="Calibri" w:hAnsi="Calibri"/>
+        </w:rPr>
+        <w:t xml:space="preserve"> Se transfieren a la Dirección de Seguridad de la Presidencia, salvo una excepción</w:t>
+      </w:r>
     </w:p>
     <w:p>
       <w:pPr>
@@ -1262,322 +896,115 @@
         <w:t xml:space="preserve">5. Fundamento jurídico</w:t>
       </w:r>
     </w:p>
-    <w:tbl>
-      <w:tblPr>
-        <w:tblW w:type="dxa" w:w="9360"/>
-        <w:tblBorders>
-          <w:top w:val="single" w:color="auto" w:sz="4"/>
-          <w:left w:val="single" w:color="auto" w:sz="4"/>
-          <w:bottom w:val="single" w:color="auto" w:sz="4"/>
-          <w:right w:val="single" w:color="auto" w:sz="4"/>
-          <w:insideH w:val="single" w:color="auto" w:sz="4"/>
-          <w:insideV w:val="single" w:color="auto" w:sz="4"/>
-        </w:tblBorders>
-      </w:tblPr>
-      <w:tblGrid>
-        <w:gridCol w:w="3200"/>
-        <w:gridCol w:w="6160"/>
-      </w:tblGrid>
-      <w:tr>
-        <w:trPr>
-          <w:tblHeader/>
-        </w:trPr>
-        <w:tc>
-          <w:tcPr>
-            <w:tcW w:type="dxa" w:w="3200"/>
-            <w:tcBorders>
-              <w:top w:val="single" w:color="000000" w:sz="4"/>
-              <w:left w:val="single" w:color="000000" w:sz="4"/>
-              <w:bottom w:val="single" w:color="000000" w:sz="4"/>
-              <w:right w:val="single" w:color="000000" w:sz="4"/>
-            </w:tcBorders>
-            <w:shd w:fill="D9D9D9" w:val="clear"/>
-            <w:tcMar>
-              <w:top w:type="dxa" w:w="60"/>
-              <w:left w:type="dxa" w:w="100"/>
-              <w:bottom w:type="dxa" w:w="60"/>
-              <w:right w:type="dxa" w:w="100"/>
-            </w:tcMar>
-          </w:tcPr>
-          <w:p>
-            <w:r>
-              <w:rPr>
-                <w:rFonts w:ascii="Calibri" w:cs="Calibri" w:eastAsia="Calibri" w:hAnsi="Calibri"/>
-                <w:b/>
-                <w:bCs/>
-                <w:color w:val="000000"/>
-              </w:rPr>
-              <w:t xml:space="preserve">Norma</w:t>
-            </w:r>
-          </w:p>
-        </w:tc>
-        <w:tc>
-          <w:tcPr>
-            <w:tcW w:type="dxa" w:w="6160"/>
-            <w:tcBorders>
-              <w:top w:val="single" w:color="000000" w:sz="4"/>
-              <w:left w:val="single" w:color="000000" w:sz="4"/>
-              <w:bottom w:val="single" w:color="000000" w:sz="4"/>
-              <w:right w:val="single" w:color="000000" w:sz="4"/>
-            </w:tcBorders>
-            <w:shd w:fill="D9D9D9" w:val="clear"/>
-            <w:tcMar>
-              <w:top w:type="dxa" w:w="60"/>
-              <w:left w:type="dxa" w:w="100"/>
-              <w:bottom w:type="dxa" w:w="60"/>
-              <w:right w:type="dxa" w:w="100"/>
-            </w:tcMar>
-          </w:tcPr>
-          <w:p>
-            <w:r>
-              <w:rPr>
-                <w:rFonts w:ascii="Calibri" w:cs="Calibri" w:eastAsia="Calibri" w:hAnsi="Calibri"/>
-                <w:b/>
-                <w:bCs/>
-                <w:color w:val="000000"/>
-              </w:rPr>
-              <w:t xml:space="preserve">Qué establece</w:t>
-            </w:r>
-          </w:p>
-        </w:tc>
-      </w:tr>
-      <w:tr>
-        <w:tc>
-          <w:tcPr>
-            <w:tcW w:type="dxa" w:w="3200"/>
-            <w:tcBorders>
-              <w:top w:val="single" w:color="000000" w:sz="4"/>
-              <w:left w:val="single" w:color="000000" w:sz="4"/>
-              <w:bottom w:val="single" w:color="000000" w:sz="4"/>
-              <w:right w:val="single" w:color="000000" w:sz="4"/>
-            </w:tcBorders>
-            <w:shd w:fill="FFFFFF" w:val="clear"/>
-            <w:tcMar>
-              <w:top w:type="dxa" w:w="60"/>
-              <w:left w:type="dxa" w:w="100"/>
-              <w:bottom w:type="dxa" w:w="60"/>
-              <w:right w:type="dxa" w:w="100"/>
-            </w:tcMar>
-          </w:tcPr>
-          <w:p>
-            <w:r>
-              <w:rPr>
-                <w:rFonts w:ascii="Calibri" w:cs="Calibri" w:eastAsia="Calibri" w:hAnsi="Calibri"/>
-                <w:b/>
-                <w:bCs/>
-              </w:rPr>
-              <w:t xml:space="preserve">Constitución Política, art. 209</w:t>
-            </w:r>
-          </w:p>
-        </w:tc>
-        <w:tc>
-          <w:tcPr>
-            <w:tcW w:type="dxa" w:w="6160"/>
-            <w:tcBorders>
-              <w:top w:val="single" w:color="000000" w:sz="4"/>
-              <w:left w:val="single" w:color="000000" w:sz="4"/>
-              <w:bottom w:val="single" w:color="000000" w:sz="4"/>
-              <w:right w:val="single" w:color="000000" w:sz="4"/>
-            </w:tcBorders>
-            <w:shd w:fill="FFFFFF" w:val="clear"/>
-            <w:tcMar>
-              <w:top w:type="dxa" w:w="60"/>
-              <w:left w:type="dxa" w:w="100"/>
-              <w:bottom w:type="dxa" w:w="60"/>
-              <w:right w:type="dxa" w:w="100"/>
-            </w:tcMar>
-          </w:tcPr>
-          <w:p>
-            <w:r>
-              <w:rPr>
-                <w:rFonts w:ascii="Calibri" w:cs="Calibri" w:eastAsia="Calibri" w:hAnsi="Calibri"/>
-              </w:rPr>
-              <w:t xml:space="preserve">Deber de coordinación entre las autoridades administrativas para cumplir los fines del Estado</w:t>
-            </w:r>
-          </w:p>
-        </w:tc>
-      </w:tr>
-      <w:tr>
-        <w:tc>
-          <w:tcPr>
-            <w:tcW w:type="dxa" w:w="3200"/>
-            <w:tcBorders>
-              <w:top w:val="single" w:color="000000" w:sz="4"/>
-              <w:left w:val="single" w:color="000000" w:sz="4"/>
-              <w:bottom w:val="single" w:color="000000" w:sz="4"/>
-              <w:right w:val="single" w:color="000000" w:sz="4"/>
-            </w:tcBorders>
-            <w:shd w:fill="FFFFFF" w:val="clear"/>
-            <w:tcMar>
-              <w:top w:type="dxa" w:w="60"/>
-              <w:left w:type="dxa" w:w="100"/>
-              <w:bottom w:type="dxa" w:w="60"/>
-              <w:right w:type="dxa" w:w="100"/>
-            </w:tcMar>
-          </w:tcPr>
-          <w:p>
-            <w:r>
-              <w:rPr>
-                <w:rFonts w:ascii="Calibri" w:cs="Calibri" w:eastAsia="Calibri" w:hAnsi="Calibri"/>
-                <w:b/>
-                <w:bCs/>
-              </w:rPr>
-              <w:t xml:space="preserve">Ley 489 de 1998, art. 6</w:t>
-            </w:r>
-          </w:p>
-        </w:tc>
-        <w:tc>
-          <w:tcPr>
-            <w:tcW w:type="dxa" w:w="6160"/>
-            <w:tcBorders>
-              <w:top w:val="single" w:color="000000" w:sz="4"/>
-              <w:left w:val="single" w:color="000000" w:sz="4"/>
-              <w:bottom w:val="single" w:color="000000" w:sz="4"/>
-              <w:right w:val="single" w:color="000000" w:sz="4"/>
-            </w:tcBorders>
-            <w:shd w:fill="FFFFFF" w:val="clear"/>
-            <w:tcMar>
-              <w:top w:type="dxa" w:w="60"/>
-              <w:left w:type="dxa" w:w="100"/>
-              <w:bottom w:type="dxa" w:w="60"/>
-              <w:right w:type="dxa" w:w="100"/>
-            </w:tcMar>
-          </w:tcPr>
-          <w:p>
-            <w:r>
-              <w:rPr>
-                <w:rFonts w:ascii="Calibri" w:cs="Calibri" w:eastAsia="Calibri" w:hAnsi="Calibri"/>
-                <w:b/>
-                <w:bCs/>
-              </w:rPr>
-              <w:t xml:space="preserve">Principio de coordinación y colaboración</w:t>
-            </w:r>
-            <w:r>
-              <w:rPr>
-                <w:rFonts w:ascii="Calibri" w:cs="Calibri" w:eastAsia="Calibri" w:hAnsi="Calibri"/>
-              </w:rPr>
-              <w:t xml:space="preserve">: las autoridades administrativas deben garantizar la armonía en el ejercicio de sus funciones, colaborar entre ellas y no impedir ni estorbar el cumplimiento de las funciones de otras</w:t>
-            </w:r>
-          </w:p>
-        </w:tc>
-      </w:tr>
-      <w:tr>
-        <w:tc>
-          <w:tcPr>
-            <w:tcW w:type="dxa" w:w="3200"/>
-            <w:tcBorders>
-              <w:top w:val="single" w:color="000000" w:sz="4"/>
-              <w:left w:val="single" w:color="000000" w:sz="4"/>
-              <w:bottom w:val="single" w:color="000000" w:sz="4"/>
-              <w:right w:val="single" w:color="000000" w:sz="4"/>
-            </w:tcBorders>
-            <w:shd w:fill="FFFFFF" w:val="clear"/>
-            <w:tcMar>
-              <w:top w:type="dxa" w:w="60"/>
-              <w:left w:type="dxa" w:w="100"/>
-              <w:bottom w:type="dxa" w:w="60"/>
-              <w:right w:type="dxa" w:w="100"/>
-            </w:tcMar>
-          </w:tcPr>
-          <w:p>
-            <w:r>
-              <w:rPr>
-                <w:rFonts w:ascii="Calibri" w:cs="Calibri" w:eastAsia="Calibri" w:hAnsi="Calibri"/>
-                <w:b/>
-                <w:bCs/>
-              </w:rPr>
-              <w:t xml:space="preserve">Decreto 1649 de 2014, art. 28</w:t>
-            </w:r>
-          </w:p>
-        </w:tc>
-        <w:tc>
-          <w:tcPr>
-            <w:tcW w:type="dxa" w:w="6160"/>
-            <w:tcBorders>
-              <w:top w:val="single" w:color="000000" w:sz="4"/>
-              <w:left w:val="single" w:color="000000" w:sz="4"/>
-              <w:bottom w:val="single" w:color="000000" w:sz="4"/>
-              <w:right w:val="single" w:color="000000" w:sz="4"/>
-            </w:tcBorders>
-            <w:shd w:fill="FFFFFF" w:val="clear"/>
-            <w:tcMar>
-              <w:top w:type="dxa" w:w="60"/>
-              <w:left w:type="dxa" w:w="100"/>
-              <w:bottom w:type="dxa" w:w="60"/>
-              <w:right w:type="dxa" w:w="100"/>
-            </w:tcMar>
-          </w:tcPr>
-          <w:p>
-            <w:r>
-              <w:rPr>
-                <w:rFonts w:ascii="Calibri" w:cs="Calibri" w:eastAsia="Calibri" w:hAnsi="Calibri"/>
-              </w:rPr>
-              <w:t xml:space="preserve">Funciones de la Dirección de Seguridad de la Presidencia: coordinación y concertación de políticas y estrategias de seguridad nacional, y su seguimiento</w:t>
-            </w:r>
-          </w:p>
-        </w:tc>
-      </w:tr>
-      <w:tr>
-        <w:tc>
-          <w:tcPr>
-            <w:tcW w:type="dxa" w:w="3200"/>
-            <w:tcBorders>
-              <w:top w:val="single" w:color="000000" w:sz="4"/>
-              <w:left w:val="single" w:color="000000" w:sz="4"/>
-              <w:bottom w:val="single" w:color="000000" w:sz="4"/>
-              <w:right w:val="single" w:color="000000" w:sz="4"/>
-            </w:tcBorders>
-            <w:shd w:fill="FFFFFF" w:val="clear"/>
-            <w:tcMar>
-              <w:top w:type="dxa" w:w="60"/>
-              <w:left w:type="dxa" w:w="100"/>
-              <w:bottom w:type="dxa" w:w="60"/>
-              <w:right w:type="dxa" w:w="100"/>
-            </w:tcMar>
-          </w:tcPr>
-          <w:p>
-            <w:r>
-              <w:rPr>
-                <w:rFonts w:ascii="Calibri" w:cs="Calibri" w:eastAsia="Calibri" w:hAnsi="Calibri"/>
-                <w:b/>
-                <w:bCs/>
-              </w:rPr>
-              <w:t xml:space="preserve">Decreto 1082 de 2015, art. 1.1.1.1</w:t>
-            </w:r>
-          </w:p>
-        </w:tc>
-        <w:tc>
-          <w:tcPr>
-            <w:tcW w:type="dxa" w:w="6160"/>
-            <w:tcBorders>
-              <w:top w:val="single" w:color="000000" w:sz="4"/>
-              <w:left w:val="single" w:color="000000" w:sz="4"/>
-              <w:bottom w:val="single" w:color="000000" w:sz="4"/>
-              <w:right w:val="single" w:color="000000" w:sz="4"/>
-            </w:tcBorders>
-            <w:shd w:fill="FFFFFF" w:val="clear"/>
-            <w:tcMar>
-              <w:top w:type="dxa" w:w="60"/>
-              <w:left w:type="dxa" w:w="100"/>
-              <w:bottom w:type="dxa" w:w="60"/>
-              <w:right w:type="dxa" w:w="100"/>
-            </w:tcMar>
-          </w:tcPr>
-          <w:p>
-            <w:r>
-              <w:rPr>
-                <w:rFonts w:ascii="Calibri" w:cs="Calibri" w:eastAsia="Calibri" w:hAnsi="Calibri"/>
-              </w:rPr>
-              <w:t xml:space="preserve">Objetivos fundamentales del DNP, que sustentan que mantenga la acción 2.6</w:t>
-            </w:r>
-          </w:p>
-        </w:tc>
-      </w:tr>
-    </w:tbl>
-    <w:p>
-      <w:pPr>
-        <w:spacing w:after="80"/>
-      </w:pPr>
+    <w:p>
+      <w:pPr>
+        <w:pStyle w:val="ListParagraph"/>
+        <w:numPr>
+          <w:ilvl w:val="0"/>
+          <w:numId w:val="2"/>
+        </w:numPr>
+        <w:spacing w:after="60"/>
+      </w:pPr>
+      <w:r>
+        <w:rPr>
+          <w:rFonts w:ascii="Calibri" w:cs="Calibri" w:eastAsia="Calibri" w:hAnsi="Calibri"/>
+          <w:b/>
+          <w:bCs/>
+        </w:rPr>
+        <w:t xml:space="preserve">Constitución Política, art. 209:</w:t>
+      </w:r>
+      <w:r>
+        <w:rPr>
+          <w:rFonts w:ascii="Calibri" w:cs="Calibri" w:eastAsia="Calibri" w:hAnsi="Calibri"/>
+        </w:rPr>
+        <w:t xml:space="preserve"> Deber de coordinación entre las autoridades administrativas para cumplir los fines del Estado</w:t>
+      </w:r>
+    </w:p>
+    <w:p>
+      <w:pPr>
+        <w:pStyle w:val="ListParagraph"/>
+        <w:numPr>
+          <w:ilvl w:val="0"/>
+          <w:numId w:val="2"/>
+        </w:numPr>
+        <w:spacing w:after="60"/>
+      </w:pPr>
+      <w:r>
+        <w:rPr>
+          <w:rFonts w:ascii="Calibri" w:cs="Calibri" w:eastAsia="Calibri" w:hAnsi="Calibri"/>
+          <w:b/>
+          <w:bCs/>
+        </w:rPr>
+        <w:t xml:space="preserve">Ley 489 de 1998, art. 6:</w:t>
+      </w:r>
+      <w:r>
+        <w:rPr>
+          <w:rFonts w:ascii="Calibri" w:cs="Calibri" w:eastAsia="Calibri" w:hAnsi="Calibri"/>
+        </w:rPr>
+        <w:t xml:space="preserve"> </w:t>
+      </w:r>
+      <w:r>
+        <w:rPr>
+          <w:rFonts w:ascii="Calibri" w:cs="Calibri" w:eastAsia="Calibri" w:hAnsi="Calibri"/>
+          <w:b/>
+          <w:bCs/>
+        </w:rPr>
+        <w:t xml:space="preserve">Principio de coordinación y colaboración</w:t>
+      </w:r>
+      <w:r>
+        <w:rPr>
+          <w:rFonts w:ascii="Calibri" w:cs="Calibri" w:eastAsia="Calibri" w:hAnsi="Calibri"/>
+        </w:rPr>
+        <w:t xml:space="preserve">: las autoridades administrativas deben garantizar la armonía en el ejercicio de sus funciones, colaborar entre ellas y no impedir ni estorbar el cumplimiento de las funciones de otras</w:t>
+      </w:r>
+    </w:p>
+    <w:p>
+      <w:pPr>
+        <w:pStyle w:val="ListParagraph"/>
+        <w:numPr>
+          <w:ilvl w:val="0"/>
+          <w:numId w:val="2"/>
+        </w:numPr>
+        <w:spacing w:after="60"/>
+      </w:pPr>
+      <w:r>
+        <w:rPr>
+          <w:rFonts w:ascii="Calibri" w:cs="Calibri" w:eastAsia="Calibri" w:hAnsi="Calibri"/>
+          <w:b/>
+          <w:bCs/>
+        </w:rPr>
+        <w:t xml:space="preserve">Decreto 1649 de 2014, art. 28:</w:t>
+      </w:r>
+      <w:r>
+        <w:rPr>
+          <w:rFonts w:ascii="Calibri" w:cs="Calibri" w:eastAsia="Calibri" w:hAnsi="Calibri"/>
+        </w:rPr>
+        <w:t xml:space="preserve"> Funciones de la Dirección de Seguridad de la Presidencia: coordinación y concertación de políticas y estrategias de seguridad nacional, y su seguimiento</w:t>
+      </w:r>
+    </w:p>
+    <w:p>
+      <w:pPr>
+        <w:pStyle w:val="ListParagraph"/>
+        <w:numPr>
+          <w:ilvl w:val="0"/>
+          <w:numId w:val="2"/>
+        </w:numPr>
+        <w:spacing w:after="60"/>
+      </w:pPr>
+      <w:r>
+        <w:rPr>
+          <w:rFonts w:ascii="Calibri" w:cs="Calibri" w:eastAsia="Calibri" w:hAnsi="Calibri"/>
+          <w:b/>
+          <w:bCs/>
+        </w:rPr>
+        <w:t xml:space="preserve">Decreto 1082 de 2015, art. 1.1.1.1:</w:t>
+      </w:r>
+      <w:r>
+        <w:rPr>
+          <w:rFonts w:ascii="Calibri" w:cs="Calibri" w:eastAsia="Calibri" w:hAnsi="Calibri"/>
+        </w:rPr>
+        <w:t xml:space="preserve"> Objetivos fundamentales del DNP, que sustentan que mantenga la acción 2.6</w:t>
+      </w:r>
     </w:p>
     <w:p>
       <w:pPr>
